--- a/EXPORTS/DOCX/review/niveau3/Dutch/Arnhem1928.docx
+++ b/EXPORTS/DOCX/review/niveau3/Dutch/Arnhem1928.docx
@@ -1040,7 +1040,7 @@
             <w:rPr>
               <w:rStyle w:val="Hyperlink"/>
             </w:rPr>
-            <w:t>file/49d013d5-0786</w:t>
+            <w:t>file/49d013d5-078</w:t>
           </w:r>
         </w:hyperlink>
       </w:r>
@@ -1051,7 +1051,23 @@
           <w:i w:val="0"/>
           <w:color w:val="0000FF"/>
           <w:sz w:val="24"/>
-          <w:u w:val="single"/>
+        </w:rPr>
+        <w:hyperlink r:id="rId10" w:history="1">
+          <w:r>
+            <w:rPr>
+              <w:rStyle w:val="Hyperlink"/>
+            </w:rPr>
+            <w:t>6</w:t>
+          </w:r>
+        </w:hyperlink>
+      </w:r>
+      <w:r>
+        <w:rPr>
+          <w:rFonts w:ascii="Charis SIL Regular" w:hAnsi="Charis SIL Regular" w:eastAsia="Charis SIL Regular"/>
+          <w:b w:val="0"/>
+          <w:i w:val="0"/>
+          <w:color w:val="0000FF"/>
+          <w:sz w:val="24"/>
         </w:rPr>
         <w:t>-</w:t>
       </w:r>
@@ -1069,19 +1085,9 @@
             <w:rPr>
               <w:rStyle w:val="Hyperlink"/>
             </w:rPr>
-            <w:t>db08</w:t>
+            <w:t>db08-</w:t>
           </w:r>
         </w:hyperlink>
-      </w:r>
-      <w:r>
-        <w:rPr>
-          <w:rFonts w:ascii="Charis SIL Regular" w:hAnsi="Charis SIL Regular" w:eastAsia="Charis SIL Regular"/>
-          <w:b w:val="0"/>
-          <w:i w:val="0"/>
-          <w:color w:val="0000FF"/>
-          <w:sz w:val="24"/>
-        </w:rPr>
-        <w:t>-</w:t>
       </w:r>
       <w:r>
         <w:rPr>

--- a/EXPORTS/DOCX/review/niveau3/Dutch/Arnhem1928.docx
+++ b/EXPORTS/DOCX/review/niveau3/Dutch/Arnhem1928.docx
@@ -17,7 +17,7 @@
         <w:autoSpaceDE w:val="0"/>
         <w:widowControl/>
         <w:spacing w:line="576" w:lineRule="exact" w:before="144" w:after="0"/>
-        <w:ind w:left="0" w:right="0" w:firstLine="0"/>
+        <w:ind w:left="10" w:right="0" w:firstLine="0"/>
         <w:jc w:val="left"/>
       </w:pPr>
       <w:r>
@@ -47,7 +47,7 @@
         <w:autoSpaceDE w:val="0"/>
         <w:widowControl/>
         <w:spacing w:line="540" w:lineRule="exact" w:before="214" w:after="0"/>
-        <w:ind w:left="0" w:right="0" w:firstLine="0"/>
+        <w:ind w:left="10" w:right="0" w:firstLine="0"/>
         <w:jc w:val="left"/>
       </w:pPr>
       <w:r>
@@ -67,7 +67,7 @@
         <w:autoSpaceDE w:val="0"/>
         <w:widowControl/>
         <w:spacing w:line="288" w:lineRule="exact" w:before="292" w:after="0"/>
-        <w:ind w:left="0" w:right="144" w:firstLine="0"/>
+        <w:ind w:left="10" w:right="144" w:firstLine="0"/>
         <w:jc w:val="left"/>
       </w:pPr>
       <w:r>
@@ -117,7 +117,7 @@
         <w:autoSpaceDE w:val="0"/>
         <w:widowControl/>
         <w:spacing w:line="420" w:lineRule="exact" w:before="204" w:after="0"/>
-        <w:ind w:left="0" w:right="0" w:firstLine="0"/>
+        <w:ind w:left="10" w:right="0" w:firstLine="0"/>
         <w:jc w:val="left"/>
       </w:pPr>
       <w:r>
@@ -137,7 +137,7 @@
         <w:autoSpaceDE w:val="0"/>
         <w:widowControl/>
         <w:spacing w:line="288" w:lineRule="exact" w:before="274" w:after="0"/>
-        <w:ind w:left="0" w:right="0" w:firstLine="0"/>
+        <w:ind w:left="10" w:right="0" w:firstLine="0"/>
         <w:jc w:val="left"/>
       </w:pPr>
       <w:r>
@@ -189,8 +189,123 @@
         <w:autoSpaceDN w:val="0"/>
         <w:autoSpaceDE w:val="0"/>
         <w:widowControl/>
+        <w:spacing w:line="352" w:lineRule="exact" w:before="176" w:after="0"/>
+        <w:ind w:left="10" w:right="0" w:firstLine="0"/>
+        <w:jc w:val="left"/>
+      </w:pPr>
+      <w:r>
+        <w:rPr>
+          <w:rFonts w:ascii="Charis SIL Regular" w:hAnsi="Charis SIL Regular" w:eastAsia="Charis SIL Regular"/>
+          <w:b w:val="0"/>
+          <w:i w:val="0"/>
+          <w:color w:val="0000FF"/>
+          <w:sz w:val="24"/>
+          <w:u w:val="single"/>
+        </w:rPr>
+        <w:hyperlink r:id="rId9" w:history="1">
+          <w:r>
+            <w:rPr>
+              <w:rStyle w:val="Hyperlink"/>
+            </w:rPr>
+            <w:t>Film</w:t>
+          </w:r>
+        </w:hyperlink>
+      </w:r>
+      <w:r>
+        <w:rPr>
+          <w:rFonts w:ascii="Charis SIL Regular" w:hAnsi="Charis SIL Regular" w:eastAsia="Charis SIL Regular"/>
+          <w:b w:val="0"/>
+          <w:i w:val="0"/>
+          <w:color w:val="0000FF"/>
+          <w:sz w:val="24"/>
+          <w:u w:val="single"/>
+        </w:rPr>
+        <w:t xml:space="preserve"> </w:t>
+      </w:r>
+      <w:r>
+        <w:rPr>
+          <w:rFonts w:ascii="Charis SIL Regular" w:hAnsi="Charis SIL Regular" w:eastAsia="Charis SIL Regular"/>
+          <w:b w:val="0"/>
+          <w:i w:val="0"/>
+          <w:color w:val="0000FF"/>
+          <w:sz w:val="24"/>
+          <w:u w:val="single"/>
+        </w:rPr>
+        <w:hyperlink r:id="rId9" w:history="1">
+          <w:r>
+            <w:rPr>
+              <w:rStyle w:val="Hyperlink"/>
+            </w:rPr>
+            <w:t>van</w:t>
+          </w:r>
+        </w:hyperlink>
+      </w:r>
+      <w:r>
+        <w:rPr>
+          <w:rFonts w:ascii="Charis SIL Regular" w:hAnsi="Charis SIL Regular" w:eastAsia="Charis SIL Regular"/>
+          <w:b w:val="0"/>
+          <w:i w:val="0"/>
+          <w:color w:val="0000FF"/>
+          <w:sz w:val="24"/>
+          <w:u w:val="single"/>
+        </w:rPr>
+        <w:t xml:space="preserve"> </w:t>
+      </w:r>
+      <w:r>
+        <w:rPr>
+          <w:rFonts w:ascii="Charis SIL Regular" w:hAnsi="Charis SIL Regular" w:eastAsia="Charis SIL Regular"/>
+          <w:b w:val="0"/>
+          <w:i w:val="0"/>
+          <w:color w:val="0000FF"/>
+          <w:sz w:val="24"/>
+          <w:u w:val="single"/>
+        </w:rPr>
+        <w:hyperlink r:id="rId9" w:history="1">
+          <w:r>
+            <w:rPr>
+              <w:rStyle w:val="Hyperlink"/>
+            </w:rPr>
+            <w:t>de</w:t>
+          </w:r>
+        </w:hyperlink>
+      </w:r>
+      <w:r>
+        <w:rPr>
+          <w:rFonts w:ascii="Charis SIL Regular" w:hAnsi="Charis SIL Regular" w:eastAsia="Charis SIL Regular"/>
+          <w:b w:val="0"/>
+          <w:i w:val="0"/>
+          <w:color w:val="0000FF"/>
+          <w:sz w:val="24"/>
+          <w:u w:val="single"/>
+        </w:rPr>
+        <w:t xml:space="preserve"> </w:t>
+      </w:r>
+      <w:r>
+        <w:rPr>
+          <w:rFonts w:ascii="Charis SIL Regular" w:hAnsi="Charis SIL Regular" w:eastAsia="Charis SIL Regular"/>
+          <w:b w:val="0"/>
+          <w:i w:val="0"/>
+          <w:color w:val="0000FF"/>
+          <w:sz w:val="24"/>
+          <w:u w:val="single"/>
+        </w:rPr>
+        <w:hyperlink r:id="rId9" w:history="1">
+          <w:r>
+            <w:rPr>
+              <w:rStyle w:val="Hyperlink"/>
+            </w:rPr>
+            <w:t>opening</w:t>
+          </w:r>
+        </w:hyperlink>
+      </w:r>
+    </w:p>
+    <w:p>
+      <w:pPr>
+        <w:autoSpaceDN w:val="0"/>
+        <w:autoSpaceDE w:val="0"/>
+        <w:widowControl/>
         <w:spacing w:line="540" w:lineRule="exact" w:before="198" w:after="0"/>
-        <w:ind w:left="0" w:right="0" w:firstLine="0"/>
+        <w:ind w:left="10" w:right="0" w:firstLine="0"/>
         <w:jc w:val="left"/>
       </w:pPr>
       <w:r>
@@ -210,7 +325,7 @@
         <w:autoSpaceDE w:val="0"/>
         <w:widowControl/>
         <w:spacing w:line="288" w:lineRule="exact" w:before="292" w:after="0"/>
-        <w:ind w:left="388" w:right="3168" w:firstLine="0"/>
+        <w:ind w:left="398" w:right="3168" w:firstLine="0"/>
         <w:jc w:val="left"/>
       </w:pPr>
       <w:r>
@@ -532,7 +647,7 @@
         <w:autoSpaceDE w:val="0"/>
         <w:widowControl/>
         <w:spacing w:line="540" w:lineRule="exact" w:before="198" w:after="0"/>
-        <w:ind w:left="0" w:right="0" w:firstLine="0"/>
+        <w:ind w:left="10" w:right="0" w:firstLine="0"/>
         <w:jc w:val="left"/>
       </w:pPr>
       <w:r>
@@ -552,7 +667,7 @@
         <w:autoSpaceDE w:val="0"/>
         <w:widowControl/>
         <w:spacing w:line="352" w:lineRule="exact" w:before="228" w:after="0"/>
-        <w:ind w:left="0" w:right="0" w:firstLine="0"/>
+        <w:ind w:left="10" w:right="0" w:firstLine="0"/>
         <w:jc w:val="left"/>
       </w:pPr>
       <w:r>
@@ -572,7 +687,7 @@
         <w:autoSpaceDE w:val="0"/>
         <w:widowControl/>
         <w:spacing w:line="288" w:lineRule="exact" w:before="240" w:after="0"/>
-        <w:ind w:left="800" w:right="864" w:firstLine="0"/>
+        <w:ind w:left="810" w:right="864" w:firstLine="0"/>
         <w:jc w:val="left"/>
       </w:pPr>
       <w:r>
@@ -675,7 +790,7 @@
         <w:autoSpaceDE w:val="0"/>
         <w:widowControl/>
         <w:spacing w:line="288" w:lineRule="exact" w:before="240" w:after="0"/>
-        <w:ind w:left="800" w:right="1440" w:firstLine="0"/>
+        <w:ind w:left="810" w:right="1440" w:firstLine="0"/>
         <w:jc w:val="left"/>
       </w:pPr>
       <w:r>
@@ -687,7 +802,7 @@
           <w:sz w:val="24"/>
           <w:u w:val="single"/>
         </w:rPr>
-        <w:hyperlink r:id="rId9" w:history="1">
+        <w:hyperlink r:id="rId10" w:history="1">
           <w:r>
             <w:rPr>
               <w:rStyle w:val="Hyperlink"/>
@@ -705,7 +820,7 @@
           <w:sz w:val="24"/>
           <w:u w:val="single"/>
         </w:rPr>
-        <w:hyperlink r:id="rId9" w:history="1">
+        <w:hyperlink r:id="rId10" w:history="1">
           <w:r>
             <w:rPr>
               <w:rStyle w:val="Hyperlink"/>
@@ -723,7 +838,7 @@
           <w:sz w:val="24"/>
           <w:u w:val="single"/>
         </w:rPr>
-        <w:hyperlink r:id="rId9" w:history="1">
+        <w:hyperlink r:id="rId10" w:history="1">
           <w:r>
             <w:rPr>
               <w:rStyle w:val="Hyperlink"/>
@@ -741,7 +856,7 @@
           <w:sz w:val="24"/>
           <w:u w:val="single"/>
         </w:rPr>
-        <w:hyperlink r:id="rId9" w:history="1">
+        <w:hyperlink r:id="rId10" w:history="1">
           <w:r>
             <w:rPr>
               <w:rStyle w:val="Hyperlink"/>
@@ -759,7 +874,7 @@
           <w:sz w:val="24"/>
           <w:u w:val="single"/>
         </w:rPr>
-        <w:hyperlink r:id="rId9" w:history="1">
+        <w:hyperlink r:id="rId10" w:history="1">
           <w:r>
             <w:rPr>
               <w:rStyle w:val="Hyperlink"/>
@@ -777,7 +892,7 @@
           <w:sz w:val="24"/>
           <w:u w:val="single"/>
         </w:rPr>
-        <w:hyperlink r:id="rId9" w:history="1">
+        <w:hyperlink r:id="rId10" w:history="1">
           <w:r>
             <w:rPr>
               <w:rStyle w:val="Hyperlink"/>
@@ -795,7 +910,7 @@
           <w:sz w:val="24"/>
           <w:u w:val="single"/>
         </w:rPr>
-        <w:hyperlink r:id="rId9" w:history="1">
+        <w:hyperlink r:id="rId10" w:history="1">
           <w:r>
             <w:rPr>
               <w:rStyle w:val="Hyperlink"/>
@@ -813,7 +928,7 @@
           <w:sz w:val="24"/>
           <w:u w:val="single"/>
         </w:rPr>
-        <w:hyperlink r:id="rId9" w:history="1">
+        <w:hyperlink r:id="rId10" w:history="1">
           <w:r>
             <w:rPr>
               <w:rStyle w:val="Hyperlink"/>
@@ -831,7 +946,7 @@
           <w:sz w:val="24"/>
           <w:u w:val="single"/>
         </w:rPr>
-        <w:hyperlink r:id="rId9" w:history="1">
+        <w:hyperlink r:id="rId10" w:history="1">
           <w:r>
             <w:rPr>
               <w:rStyle w:val="Hyperlink"/>
@@ -843,29 +958,9 @@
     </w:p>
     <w:p>
       <w:pPr>
-        <w:autoSpaceDN w:val="0"/>
-        <w:autoSpaceDE w:val="0"/>
-        <w:widowControl/>
-        <w:spacing w:line="352" w:lineRule="exact" w:before="176" w:after="0"/>
-        <w:ind w:left="0" w:right="0" w:firstLine="0"/>
-        <w:jc w:val="left"/>
-      </w:pPr>
-      <w:r>
-        <w:rPr>
-          <w:rFonts w:ascii="Charis SIL Regular" w:hAnsi="Charis SIL Regular" w:eastAsia="Charis SIL Regular"/>
-          <w:b w:val="0"/>
-          <w:i w:val="0"/>
-          <w:color w:val="000000"/>
-          <w:sz w:val="24"/>
-        </w:rPr>
-        <w:t>Archief:</w:t>
-      </w:r>
-    </w:p>
-    <w:p>
-      <w:pPr>
         <w:sectPr>
           <w:pgSz w:w="11900" w:h="16840"/>
-          <w:pgMar w:top="448" w:right="1160" w:bottom="498" w:left="960" w:header="720" w:footer="720" w:gutter="0"/>
+          <w:pgMar w:top="448" w:right="1160" w:bottom="498" w:left="950" w:header="720" w:footer="720" w:gutter="0"/>
           <w:cols/>
           <w:docGrid w:linePitch="360"/>
         </w:sectPr>
@@ -885,7 +980,27 @@
         <w:autoSpaceDN w:val="0"/>
         <w:autoSpaceDE w:val="0"/>
         <w:widowControl/>
-        <w:spacing w:line="288" w:lineRule="exact" w:before="64" w:after="0"/>
+        <w:spacing w:line="352" w:lineRule="exact" w:before="0" w:after="0"/>
+        <w:ind w:left="0" w:right="0" w:firstLine="0"/>
+        <w:jc w:val="left"/>
+      </w:pPr>
+      <w:r>
+        <w:rPr>
+          <w:rFonts w:ascii="Charis SIL Regular" w:hAnsi="Charis SIL Regular" w:eastAsia="Charis SIL Regular"/>
+          <w:b w:val="0"/>
+          <w:i w:val="0"/>
+          <w:color w:val="000000"/>
+          <w:sz w:val="24"/>
+        </w:rPr>
+        <w:t>Archief:</w:t>
+      </w:r>
+    </w:p>
+    <w:p>
+      <w:pPr>
+        <w:autoSpaceDN w:val="0"/>
+        <w:autoSpaceDE w:val="0"/>
+        <w:widowControl/>
+        <w:spacing w:line="288" w:lineRule="exact" w:before="240" w:after="0"/>
         <w:ind w:left="800" w:right="288" w:firstLine="0"/>
         <w:jc w:val="left"/>
       </w:pPr>
@@ -981,7 +1096,7 @@
           <w:sz w:val="24"/>
           <w:u w:val="single"/>
         </w:rPr>
-        <w:hyperlink r:id="rId10" w:history="1">
+        <w:hyperlink r:id="rId11" w:history="1">
           <w:r>
             <w:rPr>
               <w:rStyle w:val="Hyperlink"/>
@@ -999,7 +1114,7 @@
           <w:sz w:val="24"/>
           <w:u w:val="single"/>
         </w:rPr>
-        <w:hyperlink r:id="rId10" w:history="1">
+        <w:hyperlink r:id="rId11" w:history="1">
           <w:r>
             <w:rPr>
               <w:rStyle w:val="Hyperlink"/>
@@ -1017,7 +1132,7 @@
           <w:sz w:val="24"/>
           <w:u w:val="single"/>
         </w:rPr>
-        <w:hyperlink r:id="rId10" w:history="1">
+        <w:hyperlink r:id="rId11" w:history="1">
           <w:r>
             <w:rPr>
               <w:rStyle w:val="Hyperlink"/>
@@ -1035,7 +1150,7 @@
           <w:sz w:val="24"/>
           <w:u w:val="single"/>
         </w:rPr>
-        <w:hyperlink r:id="rId10" w:history="1">
+        <w:hyperlink r:id="rId11" w:history="1">
           <w:r>
             <w:rPr>
               <w:rStyle w:val="Hyperlink"/>
@@ -1052,7 +1167,7 @@
           <w:color w:val="0000FF"/>
           <w:sz w:val="24"/>
         </w:rPr>
-        <w:hyperlink r:id="rId10" w:history="1">
+        <w:hyperlink r:id="rId11" w:history="1">
           <w:r>
             <w:rPr>
               <w:rStyle w:val="Hyperlink"/>
@@ -1068,6 +1183,7 @@
           <w:i w:val="0"/>
           <w:color w:val="0000FF"/>
           <w:sz w:val="24"/>
+          <w:u w:val="single"/>
         </w:rPr>
         <w:t>-</w:t>
       </w:r>
@@ -1080,7 +1196,7 @@
           <w:sz w:val="24"/>
           <w:u w:val="single"/>
         </w:rPr>
-        <w:hyperlink r:id="rId10" w:history="1">
+        <w:hyperlink r:id="rId11" w:history="1">
           <w:r>
             <w:rPr>
               <w:rStyle w:val="Hyperlink"/>
@@ -1098,7 +1214,7 @@
           <w:sz w:val="24"/>
           <w:u w:val="single"/>
         </w:rPr>
-        <w:hyperlink r:id="rId10" w:history="1">
+        <w:hyperlink r:id="rId11" w:history="1">
           <w:r>
             <w:rPr>
               <w:rStyle w:val="Hyperlink"/>
@@ -1116,7 +1232,7 @@
           <w:sz w:val="24"/>
           <w:u w:val="single"/>
         </w:rPr>
-        <w:hyperlink r:id="rId10" w:history="1">
+        <w:hyperlink r:id="rId11" w:history="1">
           <w:r>
             <w:rPr>
               <w:rStyle w:val="Hyperlink"/>
@@ -1294,7 +1410,7 @@
           <w:sz w:val="24"/>
           <w:u w:val="single"/>
         </w:rPr>
-        <w:hyperlink r:id="rId11" w:history="1">
+        <w:hyperlink r:id="rId12" w:history="1">
           <w:r>
             <w:rPr>
               <w:rStyle w:val="Hyperlink"/>
@@ -1312,7 +1428,7 @@
           <w:sz w:val="24"/>
           <w:u w:val="single"/>
         </w:rPr>
-        <w:hyperlink r:id="rId11" w:history="1">
+        <w:hyperlink r:id="rId12" w:history="1">
           <w:r>
             <w:rPr>
               <w:rStyle w:val="Hyperlink"/>
@@ -1330,7 +1446,7 @@
           <w:sz w:val="24"/>
           <w:u w:val="single"/>
         </w:rPr>
-        <w:hyperlink r:id="rId11" w:history="1">
+        <w:hyperlink r:id="rId12" w:history="1">
           <w:r>
             <w:rPr>
               <w:rStyle w:val="Hyperlink"/>
@@ -1358,7 +1474,7 @@
           <w:sz w:val="24"/>
           <w:u w:val="single"/>
         </w:rPr>
-        <w:hyperlink r:id="rId12" w:history="1">
+        <w:hyperlink r:id="rId13" w:history="1">
           <w:r>
             <w:rPr>
               <w:rStyle w:val="Hyperlink"/>
@@ -1387,7 +1503,7 @@
           <w:sz w:val="24"/>
           <w:u w:val="single"/>
         </w:rPr>
-        <w:hyperlink r:id="rId12" w:history="1">
+        <w:hyperlink r:id="rId13" w:history="1">
           <w:r>
             <w:rPr>
               <w:rStyle w:val="Hyperlink"/>
@@ -1528,7 +1644,7 @@
           <w:sz w:val="24"/>
           <w:u w:val="single"/>
         </w:rPr>
-        <w:hyperlink r:id="rId13" w:history="1">
+        <w:hyperlink r:id="rId14" w:history="1">
           <w:r>
             <w:rPr>
               <w:rStyle w:val="Hyperlink"/>
@@ -1546,7 +1662,7 @@
           <w:sz w:val="24"/>
           <w:u w:val="single"/>
         </w:rPr>
-        <w:hyperlink r:id="rId13" w:history="1">
+        <w:hyperlink r:id="rId14" w:history="1">
           <w:r>
             <w:rPr>
               <w:rStyle w:val="Hyperlink"/>
@@ -1564,7 +1680,7 @@
           <w:sz w:val="24"/>
           <w:u w:val="single"/>
         </w:rPr>
-        <w:hyperlink r:id="rId13" w:history="1">
+        <w:hyperlink r:id="rId14" w:history="1">
           <w:r>
             <w:rPr>
               <w:rStyle w:val="Hyperlink"/>
@@ -1582,7 +1698,7 @@
           <w:sz w:val="24"/>
           <w:u w:val="single"/>
         </w:rPr>
-        <w:hyperlink r:id="rId13" w:history="1">
+        <w:hyperlink r:id="rId14" w:history="1">
           <w:r>
             <w:rPr>
               <w:rStyle w:val="Hyperlink"/>
@@ -1610,7 +1726,7 @@
           <w:sz w:val="24"/>
           <w:u w:val="single"/>
         </w:rPr>
-        <w:hyperlink r:id="rId14" w:history="1">
+        <w:hyperlink r:id="rId15" w:history="1">
           <w:r>
             <w:rPr>
               <w:rStyle w:val="Hyperlink"/>
@@ -1639,7 +1755,7 @@
           <w:sz w:val="24"/>
           <w:u w:val="single"/>
         </w:rPr>
-        <w:hyperlink r:id="rId14" w:history="1">
+        <w:hyperlink r:id="rId15" w:history="1">
           <w:r>
             <w:rPr>
               <w:rStyle w:val="Hyperlink"/>
@@ -1667,7 +1783,7 @@
           <w:color w:val="000000"/>
           <w:sz w:val="24"/>
         </w:rPr>
-        <w:hyperlink r:id="rId13" w:history="1">
+        <w:hyperlink r:id="rId14" w:history="1">
           <w:r>
             <w:rPr>
               <w:rStyle w:val="Hyperlink"/>
@@ -1685,7 +1801,7 @@
           <w:color w:val="000000"/>
           <w:sz w:val="24"/>
         </w:rPr>
-        <w:hyperlink r:id="rId13" w:history="1">
+        <w:hyperlink r:id="rId14" w:history="1">
           <w:r>
             <w:rPr>
               <w:rStyle w:val="Hyperlink"/>
@@ -1703,7 +1819,7 @@
           <w:color w:val="000000"/>
           <w:sz w:val="24"/>
         </w:rPr>
-        <w:hyperlink r:id="rId13" w:history="1">
+        <w:hyperlink r:id="rId14" w:history="1">
           <w:r>
             <w:rPr>
               <w:rStyle w:val="Hyperlink"/>
@@ -1814,7 +1930,7 @@
           <w:sz w:val="24"/>
           <w:u w:val="single"/>
         </w:rPr>
-        <w:hyperlink r:id="rId15" w:history="1">
+        <w:hyperlink r:id="rId16" w:history="1">
           <w:r>
             <w:rPr>
               <w:rStyle w:val="Hyperlink"/>
@@ -1832,7 +1948,7 @@
           <w:sz w:val="24"/>
           <w:u w:val="single"/>
         </w:rPr>
-        <w:hyperlink r:id="rId15" w:history="1">
+        <w:hyperlink r:id="rId16" w:history="1">
           <w:r>
             <w:rPr>
               <w:rStyle w:val="Hyperlink"/>
@@ -1850,7 +1966,7 @@
           <w:sz w:val="24"/>
           <w:u w:val="single"/>
         </w:rPr>
-        <w:hyperlink r:id="rId15" w:history="1">
+        <w:hyperlink r:id="rId16" w:history="1">
           <w:r>
             <w:rPr>
               <w:rStyle w:val="Hyperlink"/>
@@ -1878,7 +1994,7 @@
           <w:sz w:val="24"/>
           <w:u w:val="single"/>
         </w:rPr>
-        <w:hyperlink r:id="rId16" w:history="1">
+        <w:hyperlink r:id="rId17" w:history="1">
           <w:r>
             <w:rPr>
               <w:rStyle w:val="Hyperlink"/>
@@ -1907,7 +2023,7 @@
           <w:sz w:val="24"/>
           <w:u w:val="single"/>
         </w:rPr>
-        <w:hyperlink r:id="rId16" w:history="1">
+        <w:hyperlink r:id="rId17" w:history="1">
           <w:r>
             <w:rPr>
               <w:rStyle w:val="Hyperlink"/>
@@ -1994,11 +2110,37 @@
           <w:color w:val="000000"/>
           <w:sz w:val="24"/>
         </w:rPr>
-        <w:t xml:space="preserve">de verschillende manieren waarop voormalig Nederlands-Indië werd </w:t>
+        <w:t>de verschillende manieren waarop voormalig Nederlands-Indië werd</w:t>
       </w:r>
-      <w:r>
-        <w:br/>
-      </w:r>
+    </w:p>
+    <w:p>
+      <w:pPr>
+        <w:sectPr>
+          <w:pgSz w:w="11900" w:h="16840"/>
+          <w:pgMar w:top="324" w:right="1440" w:bottom="492" w:left="960" w:header="720" w:footer="720" w:gutter="0"/>
+          <w:cols/>
+          <w:docGrid w:linePitch="360"/>
+        </w:sectPr>
+      </w:pPr>
+    </w:p>
+    <w:p>
+      <w:pPr>
+        <w:autoSpaceDN w:val="0"/>
+        <w:autoSpaceDE w:val="0"/>
+        <w:widowControl/>
+        <w:spacing w:line="220" w:lineRule="exact" w:before="0" w:after="104"/>
+        <w:ind w:left="0" w:right="0"/>
+      </w:pPr>
+    </w:p>
+    <w:p>
+      <w:pPr>
+        <w:autoSpaceDN w:val="0"/>
+        <w:autoSpaceDE w:val="0"/>
+        <w:widowControl/>
+        <w:spacing w:line="288" w:lineRule="exact" w:before="64" w:after="0"/>
+        <w:ind w:left="800" w:right="1008" w:firstLine="0"/>
+        <w:jc w:val="left"/>
+      </w:pPr>
       <w:r>
         <w:rPr>
           <w:rFonts w:ascii="Charis SIL Italic" w:hAnsi="Charis SIL Italic" w:eastAsia="Charis SIL Italic"/>
@@ -2022,29 +2164,10 @@
     </w:p>
     <w:p>
       <w:pPr>
-        <w:sectPr>
-          <w:pgSz w:w="11900" w:h="16840"/>
-          <w:pgMar w:top="324" w:right="1440" w:bottom="470" w:left="960" w:header="720" w:footer="720" w:gutter="0"/>
-          <w:cols/>
-          <w:docGrid w:linePitch="360"/>
-        </w:sectPr>
-      </w:pPr>
-    </w:p>
-    <w:p>
-      <w:pPr>
         <w:autoSpaceDN w:val="0"/>
         <w:autoSpaceDE w:val="0"/>
         <w:widowControl/>
-        <w:spacing w:line="220" w:lineRule="exact" w:before="0" w:after="104"/>
-        <w:ind w:left="0" w:right="0"/>
-      </w:pPr>
-    </w:p>
-    <w:p>
-      <w:pPr>
-        <w:autoSpaceDN w:val="0"/>
-        <w:autoSpaceDE w:val="0"/>
-        <w:widowControl/>
-        <w:spacing w:line="288" w:lineRule="exact" w:before="64" w:after="0"/>
+        <w:spacing w:line="288" w:lineRule="exact" w:before="240" w:after="0"/>
         <w:ind w:left="800" w:right="2592" w:firstLine="0"/>
         <w:jc w:val="left"/>
       </w:pPr>
@@ -2057,7 +2180,7 @@
           <w:sz w:val="24"/>
           <w:u w:val="single"/>
         </w:rPr>
-        <w:hyperlink r:id="rId17" w:history="1">
+        <w:hyperlink r:id="rId18" w:history="1">
           <w:r>
             <w:rPr>
               <w:rStyle w:val="Hyperlink"/>
@@ -2075,7 +2198,7 @@
           <w:sz w:val="24"/>
           <w:u w:val="single"/>
         </w:rPr>
-        <w:hyperlink r:id="rId17" w:history="1">
+        <w:hyperlink r:id="rId18" w:history="1">
           <w:r>
             <w:rPr>
               <w:rStyle w:val="Hyperlink"/>
@@ -2093,7 +2216,7 @@
           <w:sz w:val="24"/>
           <w:u w:val="single"/>
         </w:rPr>
-        <w:hyperlink r:id="rId17" w:history="1">
+        <w:hyperlink r:id="rId18" w:history="1">
           <w:r>
             <w:rPr>
               <w:rStyle w:val="Hyperlink"/>
@@ -2111,7 +2234,7 @@
           <w:sz w:val="24"/>
           <w:u w:val="single"/>
         </w:rPr>
-        <w:hyperlink r:id="rId17" w:history="1">
+        <w:hyperlink r:id="rId18" w:history="1">
           <w:r>
             <w:rPr>
               <w:rStyle w:val="Hyperlink"/>
@@ -2127,15 +2250,9 @@
           <w:i w:val="0"/>
           <w:color w:val="0000FF"/>
           <w:sz w:val="24"/>
+          <w:u w:val="single"/>
         </w:rPr>
-        <w:hyperlink r:id="rId17" w:history="1">
-          <w:r>
-            <w:rPr>
-              <w:rStyle w:val="Hyperlink"/>
-            </w:rPr>
-            <w:t>d</w:t>
-          </w:r>
-        </w:hyperlink>
+        <w:t>d</w:t>
       </w:r>
       <w:r>
         <w:rPr>
@@ -2156,7 +2273,7 @@
           <w:sz w:val="24"/>
           <w:u w:val="single"/>
         </w:rPr>
-        <w:hyperlink r:id="rId17" w:history="1">
+        <w:hyperlink r:id="rId18" w:history="1">
           <w:r>
             <w:rPr>
               <w:rStyle w:val="Hyperlink"/>
@@ -2174,7 +2291,7 @@
           <w:sz w:val="24"/>
           <w:u w:val="single"/>
         </w:rPr>
-        <w:hyperlink r:id="rId17" w:history="1">
+        <w:hyperlink r:id="rId18" w:history="1">
           <w:r>
             <w:rPr>
               <w:rStyle w:val="Hyperlink"/>
@@ -2185,6 +2302,7 @@
       </w:r>
       <w:r>
         <w:rPr>
+          <w:u w:val="single" w:color="0000ff"/>
           <w:rFonts w:ascii="Charis SIL Regular" w:hAnsi="Charis SIL Regular" w:eastAsia="Charis SIL Regular"/>
           <w:b w:val="0"/>
           <w:i w:val="0"/>
@@ -2202,7 +2320,7 @@
           <w:sz w:val="24"/>
           <w:u w:val="single"/>
         </w:rPr>
-        <w:hyperlink r:id="rId18" w:history="1">
+        <w:hyperlink r:id="rId19" w:history="1">
           <w:r>
             <w:rPr>
               <w:rStyle w:val="Hyperlink"/>
@@ -2220,7 +2338,7 @@
           <w:sz w:val="24"/>
           <w:u w:val="single"/>
         </w:rPr>
-        <w:hyperlink r:id="rId18" w:history="1">
+        <w:hyperlink r:id="rId19" w:history="1">
           <w:r>
             <w:rPr>
               <w:rStyle w:val="Hyperlink"/>
@@ -2249,7 +2367,7 @@
           <w:sz w:val="24"/>
           <w:u w:val="single"/>
         </w:rPr>
-        <w:hyperlink r:id="rId17" w:history="1">
+        <w:hyperlink r:id="rId18" w:history="1">
           <w:r>
             <w:rPr>
               <w:rStyle w:val="Hyperlink"/>
@@ -2346,7 +2464,7 @@
           <w:color w:val="0000FF"/>
           <w:sz w:val="24"/>
         </w:rPr>
-        <w:hyperlink r:id="rId19" w:history="1">
+        <w:hyperlink r:id="rId20" w:history="1">
           <w:r>
             <w:rPr>
               <w:rStyle w:val="Hyperlink"/>
@@ -2363,7 +2481,7 @@
           <w:color w:val="0000FF"/>
           <w:sz w:val="24"/>
         </w:rPr>
-        <w:hyperlink r:id="rId19" w:history="1">
+        <w:hyperlink r:id="rId20" w:history="1">
           <w:r>
             <w:rPr>
               <w:rStyle w:val="Hyperlink"/>
@@ -2380,7 +2498,7 @@
           <w:color w:val="0000FF"/>
           <w:sz w:val="24"/>
         </w:rPr>
-        <w:hyperlink r:id="rId19" w:history="1">
+        <w:hyperlink r:id="rId20" w:history="1">
           <w:r>
             <w:rPr>
               <w:rStyle w:val="Hyperlink"/>
@@ -2397,7 +2515,7 @@
           <w:color w:val="0000FF"/>
           <w:sz w:val="24"/>
         </w:rPr>
-        <w:hyperlink r:id="rId19" w:history="1">
+        <w:hyperlink r:id="rId20" w:history="1">
           <w:r>
             <w:rPr>
               <w:rStyle w:val="Hyperlink"/>
@@ -2414,7 +2532,7 @@
           <w:color w:val="0000FF"/>
           <w:sz w:val="24"/>
         </w:rPr>
-        <w:hyperlink r:id="rId19" w:history="1">
+        <w:hyperlink r:id="rId20" w:history="1">
           <w:r>
             <w:rPr>
               <w:rStyle w:val="Hyperlink"/>
